--- a/TASK 3 - NT.docx
+++ b/TASK 3 - NT.docx
@@ -2,11 +2,406 @@
 <file path=word/document.xml><?xml version="1.0" encoding="utf-8"?>
 <w:document xmlns:wpc="http://schemas.microsoft.com/office/word/2010/wordprocessingCanvas" xmlns:cx="http://schemas.microsoft.com/office/drawing/2014/chartex" xmlns:cx1="http://schemas.microsoft.com/office/drawing/2015/9/8/chartex" xmlns:cx2="http://schemas.microsoft.com/office/drawing/2015/10/21/chartex" xmlns:cx3="http://schemas.microsoft.com/office/drawing/2016/5/9/chartex" xmlns:cx4="http://schemas.microsoft.com/office/drawing/2016/5/10/chartex" xmlns:cx5="http://schemas.microsoft.com/office/drawing/2016/5/11/chartex" xmlns:cx6="http://schemas.microsoft.com/office/drawing/2016/5/12/chartex" xmlns:cx7="http://schemas.microsoft.com/office/drawing/2016/5/13/chartex" xmlns:cx8="http://schemas.microsoft.com/office/drawing/2016/5/14/chartex" xmlns:mc="http://schemas.openxmlformats.org/markup-compatibility/2006" xmlns:aink="http://schemas.microsoft.com/office/drawing/2016/ink" xmlns:am3d="http://schemas.microsoft.com/office/drawing/2017/model3d" xmlns:o="urn:schemas-microsoft-com:office:office" xmlns:oel="http://schemas.microsoft.com/office/2019/extlst" xmlns:r="http://schemas.openxmlformats.org/officeDocument/2006/relationships" xmlns:m="http://schemas.openxmlformats.org/officeDocument/2006/math" xmlns:v="urn:schemas-microsoft-com:vml" xmlns:wp14="http://schemas.microsoft.com/office/word/2010/wordprocessingDrawing" xmlns:wp="http://schemas.openxmlformats.org/drawingml/2006/wordprocessingDrawing" xmlns:w10="urn:schemas-microsoft-com:office:word" xmlns:w="http://schemas.openxmlformats.org/wordprocessingml/2006/main" xmlns:w14="http://schemas.microsoft.com/office/word/2010/wordml" xmlns:w15="http://schemas.microsoft.com/office/word/2012/wordml" xmlns:w16cex="http://schemas.microsoft.com/office/word/2018/wordml/cex" xmlns:w16cid="http://schemas.microsoft.com/office/word/2016/wordml/cid" xmlns:w16="http://schemas.microsoft.com/office/word/2018/wordml" xmlns:w16du="http://schemas.microsoft.com/office/word/2023/wordml/word16du" xmlns:w16sdtdh="http://schemas.microsoft.com/office/word/2020/wordml/sdtdatahash" xmlns:w16sdtfl="http://schemas.microsoft.com/office/word/2024/wordml/sdtformatlock" xmlns:w16se="http://schemas.microsoft.com/office/word/2015/wordml/symex" xmlns:wpg="http://schemas.microsoft.com/office/word/2010/wordprocessingGroup" xmlns:wpi="http://schemas.microsoft.com/office/word/2010/wordprocessingInk" xmlns:wne="http://schemas.microsoft.com/office/word/2006/wordml" xmlns:wps="http://schemas.microsoft.com/office/word/2010/wordprocessingShape" mc:Ignorable="w14 w15 w16se w16cid w16 w16cex w16sdtdh w16sdtfl w16du wp14">
   <w:body>
+    <w:p>
+      <w:pPr>
+        <w:jc w:val="center"/>
+        <w:rPr>
+          <w:b/>
+          <w:sz w:val="36"/>
+          <w:szCs w:val="36"/>
+          <w:lang w:val="en-US"/>
+        </w:rPr>
+      </w:pPr>
+      <w:r>
+        <w:rPr>
+          <w:b/>
+          <w:sz w:val="36"/>
+          <w:szCs w:val="36"/>
+          <w:lang w:val="en-US"/>
+        </w:rPr>
+        <w:t xml:space="preserve">Task </w:t>
+      </w:r>
+      <w:r>
+        <w:rPr>
+          <w:b/>
+          <w:sz w:val="36"/>
+          <w:szCs w:val="36"/>
+          <w:lang w:val="en-US"/>
+        </w:rPr>
+        <w:t>3</w:t>
+      </w:r>
+      <w:r>
+        <w:rPr>
+          <w:b/>
+          <w:sz w:val="36"/>
+          <w:szCs w:val="36"/>
+          <w:lang w:val="en-US"/>
+        </w:rPr>
+        <w:t xml:space="preserve"> – Network Troubleshooting</w:t>
+      </w:r>
+    </w:p>
+    <w:p>
+      <w:pPr>
+        <w:rPr>
+          <w:b/>
+          <w:bCs/>
+        </w:rPr>
+      </w:pPr>
+    </w:p>
+    <w:p>
+      <w:pPr>
+        <w:rPr>
+          <w:b/>
+          <w:bCs/>
+        </w:rPr>
+      </w:pPr>
+      <w:r>
+        <w:rPr>
+          <w:b/>
+          <w:bCs/>
+        </w:rPr>
+        <w:t>Task 1: Install Wireshark on your computer and capture 2 minutes of network traffic while you browse Instagram or YouTube. Save the capture file as insta_</w:t>
+      </w:r>
+      <w:proofErr w:type="gramStart"/>
+      <w:r>
+        <w:rPr>
+          <w:b/>
+          <w:bCs/>
+        </w:rPr>
+        <w:t>traffic.pcap</w:t>
+      </w:r>
+      <w:proofErr w:type="gramEnd"/>
+      <w:r>
+        <w:rPr>
+          <w:b/>
+          <w:bCs/>
+        </w:rPr>
+        <w:t>.</w:t>
+      </w:r>
+    </w:p>
+    <w:p>
+      <w:r>
+        <w:rPr>
+          <w:noProof/>
+        </w:rPr>
+        <w:drawing>
+          <wp:inline distT="0" distB="0" distL="0" distR="0" wp14:anchorId="272BDC0D" wp14:editId="6108EF2A">
+            <wp:extent cx="5731510" cy="2937510"/>
+            <wp:effectExtent l="0" t="0" r="2540" b="0"/>
+            <wp:docPr id="1266261466" name="Picture 1"/>
+            <wp:cNvGraphicFramePr>
+              <a:graphicFrameLocks xmlns:a="http://schemas.openxmlformats.org/drawingml/2006/main" noChangeAspect="1"/>
+            </wp:cNvGraphicFramePr>
+            <a:graphic xmlns:a="http://schemas.openxmlformats.org/drawingml/2006/main">
+              <a:graphicData uri="http://schemas.openxmlformats.org/drawingml/2006/picture">
+                <pic:pic xmlns:pic="http://schemas.openxmlformats.org/drawingml/2006/picture">
+                  <pic:nvPicPr>
+                    <pic:cNvPr id="1266261466" name=""/>
+                    <pic:cNvPicPr/>
+                  </pic:nvPicPr>
+                  <pic:blipFill>
+                    <a:blip r:embed="rId4"/>
+                    <a:stretch>
+                      <a:fillRect/>
+                    </a:stretch>
+                  </pic:blipFill>
+                  <pic:spPr>
+                    <a:xfrm>
+                      <a:off x="0" y="0"/>
+                      <a:ext cx="5731510" cy="2937510"/>
+                    </a:xfrm>
+                    <a:prstGeom prst="rect">
+                      <a:avLst/>
+                    </a:prstGeom>
+                  </pic:spPr>
+                </pic:pic>
+              </a:graphicData>
+            </a:graphic>
+          </wp:inline>
+        </w:drawing>
+      </w:r>
+    </w:p>
+    <w:p>
+      <w:pPr>
+        <w:jc w:val="both"/>
+        <w:rPr>
+          <w:b/>
+          <w:bCs/>
+        </w:rPr>
+      </w:pPr>
+    </w:p>
+    <w:p>
+      <w:pPr>
+        <w:jc w:val="both"/>
+        <w:rPr>
+          <w:b/>
+          <w:bCs/>
+        </w:rPr>
+      </w:pPr>
+      <w:r>
+        <w:rPr>
+          <w:b/>
+          <w:bCs/>
+        </w:rPr>
+        <w:t>Task 2: Use Wireshark to filter and list all HTTP or HTTPS requests made by your browser during the capture. Write down the domains you see most frequentl</w:t>
+      </w:r>
+    </w:p>
     <w:p/>
+    <w:p>
+      <w:r>
+        <w:rPr>
+          <w:noProof/>
+        </w:rPr>
+        <w:drawing>
+          <wp:inline distT="0" distB="0" distL="0" distR="0" wp14:anchorId="270AD0B0" wp14:editId="140097D0">
+            <wp:extent cx="5731510" cy="2916555"/>
+            <wp:effectExtent l="0" t="0" r="2540" b="0"/>
+            <wp:docPr id="1974044580" name="Picture 1"/>
+            <wp:cNvGraphicFramePr>
+              <a:graphicFrameLocks xmlns:a="http://schemas.openxmlformats.org/drawingml/2006/main" noChangeAspect="1"/>
+            </wp:cNvGraphicFramePr>
+            <a:graphic xmlns:a="http://schemas.openxmlformats.org/drawingml/2006/main">
+              <a:graphicData uri="http://schemas.openxmlformats.org/drawingml/2006/picture">
+                <pic:pic xmlns:pic="http://schemas.openxmlformats.org/drawingml/2006/picture">
+                  <pic:nvPicPr>
+                    <pic:cNvPr id="1974044580" name=""/>
+                    <pic:cNvPicPr/>
+                  </pic:nvPicPr>
+                  <pic:blipFill>
+                    <a:blip r:embed="rId5"/>
+                    <a:stretch>
+                      <a:fillRect/>
+                    </a:stretch>
+                  </pic:blipFill>
+                  <pic:spPr>
+                    <a:xfrm>
+                      <a:off x="0" y="0"/>
+                      <a:ext cx="5731510" cy="2916555"/>
+                    </a:xfrm>
+                    <a:prstGeom prst="rect">
+                      <a:avLst/>
+                    </a:prstGeom>
+                  </pic:spPr>
+                </pic:pic>
+              </a:graphicData>
+            </a:graphic>
+          </wp:inline>
+        </w:drawing>
+      </w:r>
+    </w:p>
+    <w:p/>
+    <w:p/>
+    <w:p>
+      <w:pPr>
+        <w:rPr>
+          <w:b/>
+          <w:bCs/>
+        </w:rPr>
+      </w:pPr>
+    </w:p>
+    <w:p>
+      <w:pPr>
+        <w:rPr>
+          <w:b/>
+          <w:bCs/>
+        </w:rPr>
+      </w:pPr>
+      <w:r>
+        <w:rPr>
+          <w:b/>
+          <w:bCs/>
+        </w:rPr>
+        <w:t>Task 3: Open your insta_</w:t>
+      </w:r>
+      <w:proofErr w:type="gramStart"/>
+      <w:r>
+        <w:rPr>
+          <w:b/>
+          <w:bCs/>
+        </w:rPr>
+        <w:t>traffic.pcap</w:t>
+      </w:r>
+      <w:proofErr w:type="gramEnd"/>
+      <w:r>
+        <w:rPr>
+          <w:b/>
+          <w:bCs/>
+        </w:rPr>
+        <w:t xml:space="preserve"> in Wireshark and find a TCP packet. Document the source IP, destination IP, and TCP port numbers for that packet.</w:t>
+      </w:r>
+    </w:p>
+    <w:p>
+      <w:r>
+        <w:rPr>
+          <w:noProof/>
+        </w:rPr>
+        <w:drawing>
+          <wp:inline distT="0" distB="0" distL="0" distR="0" wp14:anchorId="7C426652" wp14:editId="268A206C">
+            <wp:extent cx="5731510" cy="3054350"/>
+            <wp:effectExtent l="0" t="0" r="2540" b="0"/>
+            <wp:docPr id="65263900" name="Picture 1"/>
+            <wp:cNvGraphicFramePr>
+              <a:graphicFrameLocks xmlns:a="http://schemas.openxmlformats.org/drawingml/2006/main" noChangeAspect="1"/>
+            </wp:cNvGraphicFramePr>
+            <a:graphic xmlns:a="http://schemas.openxmlformats.org/drawingml/2006/main">
+              <a:graphicData uri="http://schemas.openxmlformats.org/drawingml/2006/picture">
+                <pic:pic xmlns:pic="http://schemas.openxmlformats.org/drawingml/2006/picture">
+                  <pic:nvPicPr>
+                    <pic:cNvPr id="65263900" name=""/>
+                    <pic:cNvPicPr/>
+                  </pic:nvPicPr>
+                  <pic:blipFill>
+                    <a:blip r:embed="rId6"/>
+                    <a:stretch>
+                      <a:fillRect/>
+                    </a:stretch>
+                  </pic:blipFill>
+                  <pic:spPr>
+                    <a:xfrm>
+                      <a:off x="0" y="0"/>
+                      <a:ext cx="5731510" cy="3054350"/>
+                    </a:xfrm>
+                    <a:prstGeom prst="rect">
+                      <a:avLst/>
+                    </a:prstGeom>
+                  </pic:spPr>
+                </pic:pic>
+              </a:graphicData>
+            </a:graphic>
+          </wp:inline>
+        </w:drawing>
+      </w:r>
+    </w:p>
+    <w:p>
+      <w:pPr>
+        <w:rPr>
+          <w:b/>
+          <w:bCs/>
+        </w:rPr>
+      </w:pPr>
+    </w:p>
+    <w:p>
+      <w:pPr>
+        <w:rPr>
+          <w:b/>
+          <w:bCs/>
+        </w:rPr>
+      </w:pPr>
+      <w:r>
+        <w:rPr>
+          <w:b/>
+          <w:bCs/>
+        </w:rPr>
+        <w:t>Task 4: Run an Nmap scan on your own machine (localhost) to detect open ports. Save the command you used and list the open ports found. Use 'nmap 127.0.0.1' in your terminal.</w:t>
+      </w:r>
+    </w:p>
+    <w:p>
+      <w:r>
+        <w:rPr>
+          <w:noProof/>
+        </w:rPr>
+        <w:drawing>
+          <wp:inline distT="0" distB="0" distL="0" distR="0" wp14:anchorId="046A8210" wp14:editId="050E06EA">
+            <wp:extent cx="5731510" cy="2846070"/>
+            <wp:effectExtent l="0" t="0" r="2540" b="0"/>
+            <wp:docPr id="831078747" name="Picture 1"/>
+            <wp:cNvGraphicFramePr>
+              <a:graphicFrameLocks xmlns:a="http://schemas.openxmlformats.org/drawingml/2006/main" noChangeAspect="1"/>
+            </wp:cNvGraphicFramePr>
+            <a:graphic xmlns:a="http://schemas.openxmlformats.org/drawingml/2006/main">
+              <a:graphicData uri="http://schemas.openxmlformats.org/drawingml/2006/picture">
+                <pic:pic xmlns:pic="http://schemas.openxmlformats.org/drawingml/2006/picture">
+                  <pic:nvPicPr>
+                    <pic:cNvPr id="831078747" name=""/>
+                    <pic:cNvPicPr/>
+                  </pic:nvPicPr>
+                  <pic:blipFill>
+                    <a:blip r:embed="rId7"/>
+                    <a:stretch>
+                      <a:fillRect/>
+                    </a:stretch>
+                  </pic:blipFill>
+                  <pic:spPr>
+                    <a:xfrm>
+                      <a:off x="0" y="0"/>
+                      <a:ext cx="5731510" cy="2846070"/>
+                    </a:xfrm>
+                    <a:prstGeom prst="rect">
+                      <a:avLst/>
+                    </a:prstGeom>
+                  </pic:spPr>
+                </pic:pic>
+              </a:graphicData>
+            </a:graphic>
+          </wp:inline>
+        </w:drawing>
+      </w:r>
+    </w:p>
+    <w:p/>
+    <w:p/>
+    <w:p/>
+    <w:p>
+      <w:pPr>
+        <w:jc w:val="both"/>
+        <w:rPr>
+          <w:b/>
+          <w:bCs/>
+        </w:rPr>
+      </w:pPr>
+      <w:r>
+        <w:rPr>
+          <w:b/>
+          <w:bCs/>
+        </w:rPr>
+        <w:t>Task 5: Capture network traffic while using a food delivery app (like Zomato or Swiggy) for 1 minute. In Wireshark, identify at least one DNS request and document the domain name being resolved.  Use the 'dns' filter in Wireshark to find DNS packets.</w:t>
+      </w:r>
+    </w:p>
+    <w:p>
+      <w:r>
+        <w:rPr>
+          <w:noProof/>
+        </w:rPr>
+        <w:drawing>
+          <wp:inline distT="0" distB="0" distL="0" distR="0" wp14:anchorId="5EE9ADE7" wp14:editId="0D77BD3F">
+            <wp:extent cx="5731510" cy="3043555"/>
+            <wp:effectExtent l="0" t="0" r="2540" b="4445"/>
+            <wp:docPr id="1428684846" name="Picture 1"/>
+            <wp:cNvGraphicFramePr>
+              <a:graphicFrameLocks xmlns:a="http://schemas.openxmlformats.org/drawingml/2006/main" noChangeAspect="1"/>
+            </wp:cNvGraphicFramePr>
+            <a:graphic xmlns:a="http://schemas.openxmlformats.org/drawingml/2006/main">
+              <a:graphicData uri="http://schemas.openxmlformats.org/drawingml/2006/picture">
+                <pic:pic xmlns:pic="http://schemas.openxmlformats.org/drawingml/2006/picture">
+                  <pic:nvPicPr>
+                    <pic:cNvPr id="1428684846" name=""/>
+                    <pic:cNvPicPr/>
+                  </pic:nvPicPr>
+                  <pic:blipFill>
+                    <a:blip r:embed="rId8"/>
+                    <a:stretch>
+                      <a:fillRect/>
+                    </a:stretch>
+                  </pic:blipFill>
+                  <pic:spPr>
+                    <a:xfrm>
+                      <a:off x="0" y="0"/>
+                      <a:ext cx="5731510" cy="3043555"/>
+                    </a:xfrm>
+                    <a:prstGeom prst="rect">
+                      <a:avLst/>
+                    </a:prstGeom>
+                  </pic:spPr>
+                </pic:pic>
+              </a:graphicData>
+            </a:graphic>
+          </wp:inline>
+        </w:drawing>
+      </w:r>
+    </w:p>
     <w:sectPr>
-      <w:pgSz w:w="12240" w:h="15840"/>
-      <w:pgMar w:top="1440" w:right="1440" w:bottom="1440" w:left="1440" w:header="720" w:footer="720" w:gutter="0"/>
-      <w:cols w:space="720"/>
+      <w:pgSz w:w="11906" w:h="16838"/>
+      <w:pgMar w:top="1440" w:right="1440" w:bottom="1440" w:left="1440" w:header="708" w:footer="708" w:gutter="0"/>
+      <w:cols w:space="708"/>
       <w:docGrid w:linePitch="360"/>
     </w:sectPr>
   </w:body>
@@ -21,8 +416,8 @@
         <w:rFonts w:asciiTheme="minorHAnsi" w:eastAsiaTheme="minorHAnsi" w:hAnsiTheme="minorHAnsi" w:cstheme="minorBidi"/>
         <w:kern w:val="2"/>
         <w:sz w:val="24"/>
-        <w:szCs w:val="24"/>
-        <w:lang w:val="en-US" w:eastAsia="en-US" w:bidi="ar-SA"/>
+        <w:szCs w:val="30"/>
+        <w:lang w:val="en-IN" w:eastAsia="en-US" w:bidi="th-TH"/>
         <w14:ligatures w14:val="standardContextual"/>
       </w:rPr>
     </w:rPrDefault>
@@ -421,7 +816,7 @@
     <w:link w:val="Heading1Char"/>
     <w:uiPriority w:val="9"/>
     <w:qFormat/>
-    <w:rsid w:val="00546E37"/>
+    <w:rsid w:val="000C4A69"/>
     <w:pPr>
       <w:keepNext/>
       <w:keepLines/>
@@ -432,7 +827,7 @@
       <w:rFonts w:asciiTheme="majorHAnsi" w:eastAsiaTheme="majorEastAsia" w:hAnsiTheme="majorHAnsi" w:cstheme="majorBidi"/>
       <w:color w:val="0F4761" w:themeColor="accent1" w:themeShade="BF"/>
       <w:sz w:val="40"/>
-      <w:szCs w:val="40"/>
+      <w:szCs w:val="50"/>
     </w:rPr>
   </w:style>
   <w:style w:type="paragraph" w:styleId="Heading2">
@@ -444,7 +839,7 @@
     <w:semiHidden/>
     <w:unhideWhenUsed/>
     <w:qFormat/>
-    <w:rsid w:val="00546E37"/>
+    <w:rsid w:val="000C4A69"/>
     <w:pPr>
       <w:keepNext/>
       <w:keepLines/>
@@ -455,7 +850,7 @@
       <w:rFonts w:asciiTheme="majorHAnsi" w:eastAsiaTheme="majorEastAsia" w:hAnsiTheme="majorHAnsi" w:cstheme="majorBidi"/>
       <w:color w:val="0F4761" w:themeColor="accent1" w:themeShade="BF"/>
       <w:sz w:val="32"/>
-      <w:szCs w:val="32"/>
+      <w:szCs w:val="40"/>
     </w:rPr>
   </w:style>
   <w:style w:type="paragraph" w:styleId="Heading3">
@@ -467,7 +862,7 @@
     <w:semiHidden/>
     <w:unhideWhenUsed/>
     <w:qFormat/>
-    <w:rsid w:val="00546E37"/>
+    <w:rsid w:val="000C4A69"/>
     <w:pPr>
       <w:keepNext/>
       <w:keepLines/>
@@ -478,7 +873,7 @@
       <w:rFonts w:eastAsiaTheme="majorEastAsia" w:cstheme="majorBidi"/>
       <w:color w:val="0F4761" w:themeColor="accent1" w:themeShade="BF"/>
       <w:sz w:val="28"/>
-      <w:szCs w:val="28"/>
+      <w:szCs w:val="35"/>
     </w:rPr>
   </w:style>
   <w:style w:type="paragraph" w:styleId="Heading4">
@@ -490,7 +885,7 @@
     <w:semiHidden/>
     <w:unhideWhenUsed/>
     <w:qFormat/>
-    <w:rsid w:val="00546E37"/>
+    <w:rsid w:val="000C4A69"/>
     <w:pPr>
       <w:keepNext/>
       <w:keepLines/>
@@ -513,7 +908,7 @@
     <w:semiHidden/>
     <w:unhideWhenUsed/>
     <w:qFormat/>
-    <w:rsid w:val="00546E37"/>
+    <w:rsid w:val="000C4A69"/>
     <w:pPr>
       <w:keepNext/>
       <w:keepLines/>
@@ -534,7 +929,7 @@
     <w:semiHidden/>
     <w:unhideWhenUsed/>
     <w:qFormat/>
-    <w:rsid w:val="00546E37"/>
+    <w:rsid w:val="000C4A69"/>
     <w:pPr>
       <w:keepNext/>
       <w:keepLines/>
@@ -557,7 +952,7 @@
     <w:semiHidden/>
     <w:unhideWhenUsed/>
     <w:qFormat/>
-    <w:rsid w:val="00546E37"/>
+    <w:rsid w:val="000C4A69"/>
     <w:pPr>
       <w:keepNext/>
       <w:keepLines/>
@@ -578,7 +973,7 @@
     <w:semiHidden/>
     <w:unhideWhenUsed/>
     <w:qFormat/>
-    <w:rsid w:val="00546E37"/>
+    <w:rsid w:val="000C4A69"/>
     <w:pPr>
       <w:keepNext/>
       <w:keepLines/>
@@ -601,7 +996,7 @@
     <w:semiHidden/>
     <w:unhideWhenUsed/>
     <w:qFormat/>
-    <w:rsid w:val="00546E37"/>
+    <w:rsid w:val="000C4A69"/>
     <w:pPr>
       <w:keepNext/>
       <w:keepLines/>
@@ -616,7 +1011,6 @@
   <w:style w:type="character" w:default="1" w:styleId="DefaultParagraphFont">
     <w:name w:val="Default Paragraph Font"/>
     <w:uiPriority w:val="1"/>
-    <w:semiHidden/>
     <w:unhideWhenUsed/>
   </w:style>
   <w:style w:type="table" w:default="1" w:styleId="TableNormal">
@@ -645,12 +1039,12 @@
     <w:basedOn w:val="DefaultParagraphFont"/>
     <w:link w:val="Heading1"/>
     <w:uiPriority w:val="9"/>
-    <w:rsid w:val="00546E37"/>
+    <w:rsid w:val="000C4A69"/>
     <w:rPr>
       <w:rFonts w:asciiTheme="majorHAnsi" w:eastAsiaTheme="majorEastAsia" w:hAnsiTheme="majorHAnsi" w:cstheme="majorBidi"/>
       <w:color w:val="0F4761" w:themeColor="accent1" w:themeShade="BF"/>
       <w:sz w:val="40"/>
-      <w:szCs w:val="40"/>
+      <w:szCs w:val="50"/>
     </w:rPr>
   </w:style>
   <w:style w:type="character" w:customStyle="1" w:styleId="Heading2Char">
@@ -659,12 +1053,12 @@
     <w:link w:val="Heading2"/>
     <w:uiPriority w:val="9"/>
     <w:semiHidden/>
-    <w:rsid w:val="00546E37"/>
+    <w:rsid w:val="000C4A69"/>
     <w:rPr>
       <w:rFonts w:asciiTheme="majorHAnsi" w:eastAsiaTheme="majorEastAsia" w:hAnsiTheme="majorHAnsi" w:cstheme="majorBidi"/>
       <w:color w:val="0F4761" w:themeColor="accent1" w:themeShade="BF"/>
       <w:sz w:val="32"/>
-      <w:szCs w:val="32"/>
+      <w:szCs w:val="40"/>
     </w:rPr>
   </w:style>
   <w:style w:type="character" w:customStyle="1" w:styleId="Heading3Char">
@@ -673,12 +1067,12 @@
     <w:link w:val="Heading3"/>
     <w:uiPriority w:val="9"/>
     <w:semiHidden/>
-    <w:rsid w:val="00546E37"/>
+    <w:rsid w:val="000C4A69"/>
     <w:rPr>
       <w:rFonts w:eastAsiaTheme="majorEastAsia" w:cstheme="majorBidi"/>
       <w:color w:val="0F4761" w:themeColor="accent1" w:themeShade="BF"/>
       <w:sz w:val="28"/>
-      <w:szCs w:val="28"/>
+      <w:szCs w:val="35"/>
     </w:rPr>
   </w:style>
   <w:style w:type="character" w:customStyle="1" w:styleId="Heading4Char">
@@ -687,7 +1081,7 @@
     <w:link w:val="Heading4"/>
     <w:uiPriority w:val="9"/>
     <w:semiHidden/>
-    <w:rsid w:val="00546E37"/>
+    <w:rsid w:val="000C4A69"/>
     <w:rPr>
       <w:rFonts w:eastAsiaTheme="majorEastAsia" w:cstheme="majorBidi"/>
       <w:i/>
@@ -701,7 +1095,7 @@
     <w:link w:val="Heading5"/>
     <w:uiPriority w:val="9"/>
     <w:semiHidden/>
-    <w:rsid w:val="00546E37"/>
+    <w:rsid w:val="000C4A69"/>
     <w:rPr>
       <w:rFonts w:eastAsiaTheme="majorEastAsia" w:cstheme="majorBidi"/>
       <w:color w:val="0F4761" w:themeColor="accent1" w:themeShade="BF"/>
@@ -713,7 +1107,7 @@
     <w:link w:val="Heading6"/>
     <w:uiPriority w:val="9"/>
     <w:semiHidden/>
-    <w:rsid w:val="00546E37"/>
+    <w:rsid w:val="000C4A69"/>
     <w:rPr>
       <w:rFonts w:eastAsiaTheme="majorEastAsia" w:cstheme="majorBidi"/>
       <w:i/>
@@ -727,7 +1121,7 @@
     <w:link w:val="Heading7"/>
     <w:uiPriority w:val="9"/>
     <w:semiHidden/>
-    <w:rsid w:val="00546E37"/>
+    <w:rsid w:val="000C4A69"/>
     <w:rPr>
       <w:rFonts w:eastAsiaTheme="majorEastAsia" w:cstheme="majorBidi"/>
       <w:color w:val="595959" w:themeColor="text1" w:themeTint="A6"/>
@@ -739,7 +1133,7 @@
     <w:link w:val="Heading8"/>
     <w:uiPriority w:val="9"/>
     <w:semiHidden/>
-    <w:rsid w:val="00546E37"/>
+    <w:rsid w:val="000C4A69"/>
     <w:rPr>
       <w:rFonts w:eastAsiaTheme="majorEastAsia" w:cstheme="majorBidi"/>
       <w:i/>
@@ -753,7 +1147,7 @@
     <w:link w:val="Heading9"/>
     <w:uiPriority w:val="9"/>
     <w:semiHidden/>
-    <w:rsid w:val="00546E37"/>
+    <w:rsid w:val="000C4A69"/>
     <w:rPr>
       <w:rFonts w:eastAsiaTheme="majorEastAsia" w:cstheme="majorBidi"/>
       <w:color w:val="272727" w:themeColor="text1" w:themeTint="D8"/>
@@ -766,7 +1160,7 @@
     <w:link w:val="TitleChar"/>
     <w:uiPriority w:val="10"/>
     <w:qFormat/>
-    <w:rsid w:val="00546E37"/>
+    <w:rsid w:val="000C4A69"/>
     <w:pPr>
       <w:spacing w:after="80" w:line="240" w:lineRule="auto"/>
       <w:contextualSpacing/>
@@ -776,7 +1170,7 @@
       <w:spacing w:val="-10"/>
       <w:kern w:val="28"/>
       <w:sz w:val="56"/>
-      <w:szCs w:val="56"/>
+      <w:szCs w:val="71"/>
     </w:rPr>
   </w:style>
   <w:style w:type="character" w:customStyle="1" w:styleId="TitleChar">
@@ -784,13 +1178,13 @@
     <w:basedOn w:val="DefaultParagraphFont"/>
     <w:link w:val="Title"/>
     <w:uiPriority w:val="10"/>
-    <w:rsid w:val="00546E37"/>
+    <w:rsid w:val="000C4A69"/>
     <w:rPr>
       <w:rFonts w:asciiTheme="majorHAnsi" w:eastAsiaTheme="majorEastAsia" w:hAnsiTheme="majorHAnsi" w:cstheme="majorBidi"/>
       <w:spacing w:val="-10"/>
       <w:kern w:val="28"/>
       <w:sz w:val="56"/>
-      <w:szCs w:val="56"/>
+      <w:szCs w:val="71"/>
     </w:rPr>
   </w:style>
   <w:style w:type="paragraph" w:styleId="Subtitle">
@@ -800,7 +1194,7 @@
     <w:link w:val="SubtitleChar"/>
     <w:uiPriority w:val="11"/>
     <w:qFormat/>
-    <w:rsid w:val="00546E37"/>
+    <w:rsid w:val="000C4A69"/>
     <w:pPr>
       <w:numPr>
         <w:ilvl w:val="1"/>
@@ -811,7 +1205,7 @@
       <w:color w:val="595959" w:themeColor="text1" w:themeTint="A6"/>
       <w:spacing w:val="15"/>
       <w:sz w:val="28"/>
-      <w:szCs w:val="28"/>
+      <w:szCs w:val="35"/>
     </w:rPr>
   </w:style>
   <w:style w:type="character" w:customStyle="1" w:styleId="SubtitleChar">
@@ -819,13 +1213,13 @@
     <w:basedOn w:val="DefaultParagraphFont"/>
     <w:link w:val="Subtitle"/>
     <w:uiPriority w:val="11"/>
-    <w:rsid w:val="00546E37"/>
+    <w:rsid w:val="000C4A69"/>
     <w:rPr>
       <w:rFonts w:eastAsiaTheme="majorEastAsia" w:cstheme="majorBidi"/>
       <w:color w:val="595959" w:themeColor="text1" w:themeTint="A6"/>
       <w:spacing w:val="15"/>
       <w:sz w:val="28"/>
-      <w:szCs w:val="28"/>
+      <w:szCs w:val="35"/>
     </w:rPr>
   </w:style>
   <w:style w:type="paragraph" w:styleId="Quote">
@@ -835,7 +1229,7 @@
     <w:link w:val="QuoteChar"/>
     <w:uiPriority w:val="29"/>
     <w:qFormat/>
-    <w:rsid w:val="00546E37"/>
+    <w:rsid w:val="000C4A69"/>
     <w:pPr>
       <w:spacing w:before="160"/>
       <w:jc w:val="center"/>
@@ -851,7 +1245,7 @@
     <w:basedOn w:val="DefaultParagraphFont"/>
     <w:link w:val="Quote"/>
     <w:uiPriority w:val="29"/>
-    <w:rsid w:val="00546E37"/>
+    <w:rsid w:val="000C4A69"/>
     <w:rPr>
       <w:i/>
       <w:iCs/>
@@ -863,7 +1257,7 @@
     <w:basedOn w:val="Normal"/>
     <w:uiPriority w:val="34"/>
     <w:qFormat/>
-    <w:rsid w:val="00546E37"/>
+    <w:rsid w:val="000C4A69"/>
     <w:pPr>
       <w:ind w:left="720"/>
       <w:contextualSpacing/>
@@ -874,7 +1268,7 @@
     <w:basedOn w:val="DefaultParagraphFont"/>
     <w:uiPriority w:val="21"/>
     <w:qFormat/>
-    <w:rsid w:val="00546E37"/>
+    <w:rsid w:val="000C4A69"/>
     <w:rPr>
       <w:i/>
       <w:iCs/>
@@ -888,7 +1282,7 @@
     <w:link w:val="IntenseQuoteChar"/>
     <w:uiPriority w:val="30"/>
     <w:qFormat/>
-    <w:rsid w:val="00546E37"/>
+    <w:rsid w:val="000C4A69"/>
     <w:pPr>
       <w:pBdr>
         <w:top w:val="single" w:sz="4" w:space="10" w:color="0F4761" w:themeColor="accent1" w:themeShade="BF"/>
@@ -909,7 +1303,7 @@
     <w:basedOn w:val="DefaultParagraphFont"/>
     <w:link w:val="IntenseQuote"/>
     <w:uiPriority w:val="30"/>
-    <w:rsid w:val="00546E37"/>
+    <w:rsid w:val="000C4A69"/>
     <w:rPr>
       <w:i/>
       <w:iCs/>
@@ -921,7 +1315,7 @@
     <w:basedOn w:val="DefaultParagraphFont"/>
     <w:uiPriority w:val="32"/>
     <w:qFormat/>
-    <w:rsid w:val="00546E37"/>
+    <w:rsid w:val="000C4A69"/>
     <w:rPr>
       <w:b/>
       <w:bCs/>
@@ -1139,6 +1533,13 @@
         </a:gradFill>
       </a:fillStyleLst>
       <a:lnStyleLst>
+        <a:ln w="6350" cap="flat" cmpd="sng" algn="ctr">
+          <a:solidFill>
+            <a:schemeClr val="phClr"/>
+          </a:solidFill>
+          <a:prstDash val="solid"/>
+          <a:miter lim="800000"/>
+        </a:ln>
         <a:ln w="12700" cap="flat" cmpd="sng" algn="ctr">
           <a:solidFill>
             <a:schemeClr val="phClr"/>
@@ -1147,13 +1548,6 @@
           <a:miter lim="800000"/>
         </a:ln>
         <a:ln w="19050" cap="flat" cmpd="sng" algn="ctr">
-          <a:solidFill>
-            <a:schemeClr val="phClr"/>
-          </a:solidFill>
-          <a:prstDash val="solid"/>
-          <a:miter lim="800000"/>
-        </a:ln>
-        <a:ln w="25400" cap="flat" cmpd="sng" algn="ctr">
           <a:solidFill>
             <a:schemeClr val="phClr"/>
           </a:solidFill>
@@ -1218,27 +1612,7 @@
       </a:bgFillStyleLst>
     </a:fmtScheme>
   </a:themeElements>
-  <a:objectDefaults>
-    <a:lnDef>
-      <a:spPr/>
-      <a:bodyPr/>
-      <a:lstStyle/>
-      <a:style>
-        <a:lnRef idx="2">
-          <a:schemeClr val="accent1"/>
-        </a:lnRef>
-        <a:fillRef idx="0">
-          <a:schemeClr val="accent1"/>
-        </a:fillRef>
-        <a:effectRef idx="1">
-          <a:schemeClr val="accent1"/>
-        </a:effectRef>
-        <a:fontRef idx="minor">
-          <a:schemeClr val="tx1"/>
-        </a:fontRef>
-      </a:style>
-    </a:lnDef>
-  </a:objectDefaults>
+  <a:objectDefaults/>
   <a:extraClrSchemeLst/>
   <a:extLst>
     <a:ext uri="{05A4C25C-085E-4340-85A3-A5531E510DB2}">
